--- a/4015/10 Feb 2026/LO2 LO3 - Mr Akbar/Templates/Part 1 Theory.docx
+++ b/4015/10 Feb 2026/LO2 LO3 - Mr Akbar/Templates/Part 1 Theory.docx
@@ -5792,7 +5792,7 @@
           <w:highlight w:val="yellow"/>
           <w:lang w:val="en-AE"/>
         </w:rPr>
-        <w:t>XOR where relevant</w:t>
+        <w:t xml:space="preserve">XOR </w:t>
       </w:r>
     </w:p>
     <w:p>
@@ -5830,7 +5830,14 @@
           <w:highlight w:val="yellow"/>
           <w:lang w:val="en-AE"/>
         </w:rPr>
-        <w:t>latching</w:t>
+        <w:t>L</w:t>
+      </w:r>
+      <w:r>
+        <w:rPr>
+          <w:highlight w:val="yellow"/>
+          <w:lang w:val="en-AE"/>
+        </w:rPr>
+        <w:t>atching</w:t>
       </w:r>
     </w:p>
     <w:p>
@@ -5850,7 +5857,26 @@
           <w:lang w:val="en-AE"/>
         </w:rPr>
         <w:lastRenderedPageBreak/>
-        <w:t>interlocking</w:t>
+        <w:t>counting</w:t>
+      </w:r>
+    </w:p>
+    <w:p>
+      <w:pPr>
+        <w:numPr>
+          <w:ilvl w:val="0"/>
+          <w:numId w:val="15"/>
+        </w:numPr>
+        <w:rPr>
+          <w:highlight w:val="yellow"/>
+          <w:lang w:val="en-AE"/>
+        </w:rPr>
+      </w:pPr>
+      <w:r>
+        <w:rPr>
+          <w:highlight w:val="yellow"/>
+          <w:lang w:val="en-AE"/>
+        </w:rPr>
+        <w:t>timing</w:t>
       </w:r>
     </w:p>
     <w:p>
@@ -18820,6 +18846,7 @@
   <w:style w:type="character" w:default="1" w:styleId="DefaultParagraphFont">
     <w:name w:val="Default Paragraph Font"/>
     <w:uiPriority w:val="1"/>
+    <w:semiHidden/>
     <w:unhideWhenUsed/>
   </w:style>
   <w:style w:type="table" w:default="1" w:styleId="TableNormal">

--- a/4015/10 Feb 2026/LO2 LO3 - Mr Akbar/Templates/Part 1 Theory.docx
+++ b/4015/10 Feb 2026/LO2 LO3 - Mr Akbar/Templates/Part 1 Theory.docx
@@ -3659,14 +3659,12 @@
       <w:pPr>
         <w:pStyle w:val="Heading1"/>
         <w:rPr>
-          <w:highlight w:val="yellow"/>
           <w:lang w:val="en-AE"/>
         </w:rPr>
       </w:pPr>
       <w:bookmarkStart w:id="0" w:name="_Toc224162743"/>
       <w:r>
         <w:rPr>
-          <w:highlight w:val="yellow"/>
           <w:lang w:val="en-AE"/>
         </w:rPr>
         <w:lastRenderedPageBreak/>
@@ -4041,15 +4039,9 @@
     <w:p>
       <w:pPr>
         <w:pStyle w:val="Heading1"/>
-        <w:rPr>
-          <w:highlight w:val="yellow"/>
-        </w:rPr>
       </w:pPr>
       <w:bookmarkStart w:id="1" w:name="_Toc224162744"/>
       <w:r>
-        <w:rPr>
-          <w:highlight w:val="yellow"/>
-        </w:rPr>
         <w:lastRenderedPageBreak/>
         <w:t>2. Industrial Task Overview</w:t>
       </w:r>
@@ -4059,14 +4051,12 @@
       <w:pPr>
         <w:pStyle w:val="Heading2"/>
         <w:rPr>
-          <w:highlight w:val="yellow"/>
           <w:lang w:val="en-AE"/>
         </w:rPr>
       </w:pPr>
       <w:bookmarkStart w:id="2" w:name="_Toc224162745"/>
       <w:r>
         <w:rPr>
-          <w:highlight w:val="yellow"/>
           <w:lang w:val="en-AE"/>
         </w:rPr>
         <w:t>2.1 Description of the industrial task</w:t>
@@ -4274,14 +4264,12 @@
       <w:pPr>
         <w:pStyle w:val="Heading2"/>
         <w:rPr>
-          <w:highlight w:val="yellow"/>
           <w:lang w:val="en-AE"/>
         </w:rPr>
       </w:pPr>
       <w:bookmarkStart w:id="3" w:name="_Toc224162746"/>
       <w:r>
         <w:rPr>
-          <w:highlight w:val="yellow"/>
           <w:lang w:val="en-AE"/>
         </w:rPr>
         <w:t>2.2 Process sequence narrative</w:t>
@@ -4642,14 +4630,12 @@
       <w:pPr>
         <w:pStyle w:val="Heading2"/>
         <w:rPr>
-          <w:highlight w:val="yellow"/>
           <w:lang w:val="en-AE"/>
         </w:rPr>
       </w:pPr>
       <w:bookmarkStart w:id="4" w:name="_Toc224162747"/>
       <w:r>
         <w:rPr>
-          <w:highlight w:val="yellow"/>
           <w:lang w:val="en-AE"/>
         </w:rPr>
         <w:t>2.3 Functional objective</w:t>
@@ -4785,14 +4771,12 @@
       <w:pPr>
         <w:pStyle w:val="Heading1"/>
         <w:rPr>
-          <w:highlight w:val="yellow"/>
           <w:lang w:val="en-AE"/>
         </w:rPr>
       </w:pPr>
       <w:bookmarkStart w:id="5" w:name="_Toc224162748"/>
       <w:r>
         <w:rPr>
-          <w:highlight w:val="yellow"/>
           <w:lang w:val="en-AE"/>
         </w:rPr>
         <w:lastRenderedPageBreak/>
@@ -4819,14 +4803,12 @@
       <w:pPr>
         <w:pStyle w:val="Heading2"/>
         <w:rPr>
-          <w:highlight w:val="yellow"/>
           <w:lang w:val="en-AE"/>
         </w:rPr>
       </w:pPr>
       <w:bookmarkStart w:id="6" w:name="_Toc224162749"/>
       <w:r>
         <w:rPr>
-          <w:highlight w:val="yellow"/>
           <w:lang w:val="en-AE"/>
         </w:rPr>
         <w:t>3.1 Functional requirements table</w:t>
@@ -5186,14 +5168,12 @@
       <w:pPr>
         <w:pStyle w:val="Heading2"/>
         <w:rPr>
-          <w:highlight w:val="yellow"/>
           <w:lang w:val="en-AE"/>
         </w:rPr>
       </w:pPr>
       <w:bookmarkStart w:id="7" w:name="_Toc224162750"/>
       <w:r>
         <w:rPr>
-          <w:highlight w:val="yellow"/>
           <w:lang w:val="en-AE"/>
         </w:rPr>
         <w:t>3.2 Signal types</w:t>
@@ -5440,14 +5420,12 @@
       <w:pPr>
         <w:pStyle w:val="Heading2"/>
         <w:rPr>
-          <w:highlight w:val="yellow"/>
           <w:lang w:val="en-AE"/>
         </w:rPr>
       </w:pPr>
       <w:bookmarkStart w:id="8" w:name="_Toc224162751"/>
       <w:r>
         <w:rPr>
-          <w:highlight w:val="yellow"/>
           <w:lang w:val="en-AE"/>
         </w:rPr>
         <w:t>3.3 Number systems</w:t>
@@ -5694,14 +5672,12 @@
       <w:pPr>
         <w:pStyle w:val="Heading2"/>
         <w:rPr>
-          <w:highlight w:val="yellow"/>
           <w:lang w:val="en-AE"/>
         </w:rPr>
       </w:pPr>
       <w:bookmarkStart w:id="9" w:name="_Toc224162752"/>
       <w:r>
         <w:rPr>
-          <w:highlight w:val="yellow"/>
           <w:lang w:val="en-AE"/>
         </w:rPr>
         <w:t>3.4 Key logic functions</w:t>
@@ -5737,99 +5713,668 @@
         </w:rPr>
         <w:t>Include:</w:t>
       </w:r>
-    </w:p>
-    <w:p>
-      <w:pPr>
-        <w:numPr>
-          <w:ilvl w:val="0"/>
-          <w:numId w:val="15"/>
-        </w:numPr>
-        <w:rPr>
-          <w:highlight w:val="yellow"/>
-          <w:lang w:val="en-AE"/>
-        </w:rPr>
-      </w:pPr>
-      <w:r>
-        <w:rPr>
-          <w:highlight w:val="yellow"/>
-          <w:lang w:val="en-AE"/>
-        </w:rPr>
+      <w:r>
+        <w:rPr>
+          <w:highlight w:val="yellow"/>
+          <w:lang w:val="en-AE"/>
+        </w:rPr>
+        <w:br w:type="page"/>
+      </w:r>
+    </w:p>
+    <w:p>
+      <w:pPr>
+        <w:pStyle w:val="Heading2"/>
+        <w:rPr>
+          <w:highlight w:val="yellow"/>
+          <w:lang w:val="en-AE"/>
+        </w:rPr>
+      </w:pPr>
+      <w:r>
+        <w:rPr>
+          <w:highlight w:val="yellow"/>
+          <w:lang w:val="en-AE"/>
+        </w:rPr>
+        <w:lastRenderedPageBreak/>
         <w:t>AND</w:t>
       </w:r>
     </w:p>
     <w:p>
       <w:pPr>
-        <w:numPr>
-          <w:ilvl w:val="0"/>
-          <w:numId w:val="15"/>
-        </w:numPr>
-        <w:rPr>
-          <w:highlight w:val="yellow"/>
-          <w:lang w:val="en-AE"/>
-        </w:rPr>
-      </w:pPr>
-      <w:r>
-        <w:rPr>
-          <w:highlight w:val="yellow"/>
-          <w:lang w:val="en-AE"/>
-        </w:rPr>
+        <w:rPr>
+          <w:highlight w:val="yellow"/>
+          <w:lang w:val="en-AE"/>
+        </w:rPr>
+      </w:pPr>
+      <w:r>
+        <w:rPr>
+          <w:highlight w:val="yellow"/>
+          <w:lang w:val="en-AE"/>
+        </w:rPr>
+        <w:t>For each one, explain what role it plays in the control sequence. Include truth table and logic symbols.</w:t>
+      </w:r>
+    </w:p>
+    <w:p>
+      <w:pPr>
+        <w:rPr>
+          <w:highlight w:val="yellow"/>
+          <w:lang w:val="en-AE"/>
+        </w:rPr>
+      </w:pPr>
+      <w:r>
+        <w:rPr>
+          <w:highlight w:val="yellow"/>
+          <w:lang w:val="en-AE"/>
+        </w:rPr>
+        <w:t>Suggested sentence starters:</w:t>
+      </w:r>
+    </w:p>
+    <w:p>
+      <w:pPr>
+        <w:numPr>
+          <w:ilvl w:val="0"/>
+          <w:numId w:val="16"/>
+        </w:numPr>
+        <w:rPr>
+          <w:highlight w:val="yellow"/>
+          <w:lang w:val="en-AE"/>
+        </w:rPr>
+      </w:pPr>
+      <w:r>
+        <w:rPr>
+          <w:highlight w:val="yellow"/>
+          <w:lang w:val="en-AE"/>
+        </w:rPr>
+        <w:t>An AND function is required when...</w:t>
+      </w:r>
+    </w:p>
+    <w:p>
+      <w:pPr>
+        <w:numPr>
+          <w:ilvl w:val="0"/>
+          <w:numId w:val="16"/>
+        </w:numPr>
+        <w:rPr>
+          <w:highlight w:val="yellow"/>
+          <w:lang w:val="en-AE"/>
+        </w:rPr>
+      </w:pPr>
+      <w:r>
+        <w:rPr>
+          <w:highlight w:val="yellow"/>
+          <w:lang w:val="en-AE"/>
+        </w:rPr>
+        <w:t>An OR function is used to...</w:t>
+      </w:r>
+    </w:p>
+    <w:p>
+      <w:pPr>
+        <w:numPr>
+          <w:ilvl w:val="0"/>
+          <w:numId w:val="16"/>
+        </w:numPr>
+        <w:rPr>
+          <w:highlight w:val="yellow"/>
+          <w:lang w:val="en-AE"/>
+        </w:rPr>
+      </w:pPr>
+      <w:r>
+        <w:rPr>
+          <w:highlight w:val="yellow"/>
+          <w:lang w:val="en-AE"/>
+        </w:rPr>
+        <w:t>A latch is needed to...</w:t>
+      </w:r>
+    </w:p>
+    <w:p>
+      <w:pPr>
+        <w:numPr>
+          <w:ilvl w:val="0"/>
+          <w:numId w:val="16"/>
+        </w:numPr>
+        <w:rPr>
+          <w:highlight w:val="yellow"/>
+          <w:lang w:val="en-AE"/>
+        </w:rPr>
+      </w:pPr>
+      <w:r>
+        <w:rPr>
+          <w:highlight w:val="yellow"/>
+          <w:lang w:val="en-AE"/>
+        </w:rPr>
+        <w:t>Interlocking prevents...</w:t>
+      </w:r>
+    </w:p>
+    <w:p>
+      <w:pPr>
+        <w:rPr>
+          <w:highlight w:val="yellow"/>
+          <w:lang w:val="en-AE"/>
+        </w:rPr>
+      </w:pPr>
+      <w:r>
+        <w:rPr>
+          <w:highlight w:val="yellow"/>
+          <w:lang w:val="en-AE"/>
+        </w:rPr>
+        <w:t>Include the Simulation diagram</w:t>
+      </w:r>
+    </w:p>
+    <w:p>
+      <w:pPr>
+        <w:rPr>
+          <w:highlight w:val="yellow"/>
+          <w:lang w:val="en-AE"/>
+        </w:rPr>
+      </w:pPr>
+      <w:r>
+        <w:rPr>
+          <w:highlight w:val="yellow"/>
+          <w:lang w:val="en-AE"/>
+        </w:rPr>
+        <w:t>Explain briefly the logic behaviour</w:t>
+      </w:r>
+      <w:r>
+        <w:rPr>
+          <w:highlight w:val="yellow"/>
+          <w:lang w:val="en-AE"/>
+        </w:rPr>
+        <w:br w:type="page"/>
+      </w:r>
+    </w:p>
+    <w:p>
+      <w:pPr>
+        <w:pStyle w:val="Heading2"/>
+        <w:rPr>
+          <w:highlight w:val="yellow"/>
+          <w:lang w:val="en-AE"/>
+        </w:rPr>
+      </w:pPr>
+      <w:r>
+        <w:rPr>
+          <w:highlight w:val="yellow"/>
+          <w:lang w:val="en-AE"/>
+        </w:rPr>
+        <w:lastRenderedPageBreak/>
         <w:t>OR</w:t>
       </w:r>
     </w:p>
     <w:p>
       <w:pPr>
-        <w:numPr>
-          <w:ilvl w:val="0"/>
-          <w:numId w:val="15"/>
-        </w:numPr>
-        <w:rPr>
-          <w:highlight w:val="yellow"/>
-          <w:lang w:val="en-AE"/>
-        </w:rPr>
-      </w:pPr>
-      <w:r>
-        <w:rPr>
-          <w:highlight w:val="yellow"/>
-          <w:lang w:val="en-AE"/>
-        </w:rPr>
+        <w:rPr>
+          <w:highlight w:val="yellow"/>
+          <w:lang w:val="en-AE"/>
+        </w:rPr>
+      </w:pPr>
+      <w:r>
+        <w:rPr>
+          <w:highlight w:val="yellow"/>
+          <w:lang w:val="en-AE"/>
+        </w:rPr>
+        <w:t>For each one, explain what role it plays in the control sequence. Include truth table and logic symbols.</w:t>
+      </w:r>
+    </w:p>
+    <w:p>
+      <w:pPr>
+        <w:rPr>
+          <w:highlight w:val="yellow"/>
+          <w:lang w:val="en-AE"/>
+        </w:rPr>
+      </w:pPr>
+      <w:r>
+        <w:rPr>
+          <w:highlight w:val="yellow"/>
+          <w:lang w:val="en-AE"/>
+        </w:rPr>
+        <w:t>Suggested sentence starters:</w:t>
+      </w:r>
+    </w:p>
+    <w:p>
+      <w:pPr>
+        <w:numPr>
+          <w:ilvl w:val="0"/>
+          <w:numId w:val="16"/>
+        </w:numPr>
+        <w:rPr>
+          <w:highlight w:val="yellow"/>
+          <w:lang w:val="en-AE"/>
+        </w:rPr>
+      </w:pPr>
+      <w:r>
+        <w:rPr>
+          <w:highlight w:val="yellow"/>
+          <w:lang w:val="en-AE"/>
+        </w:rPr>
+        <w:t>An AND function is required when...</w:t>
+      </w:r>
+    </w:p>
+    <w:p>
+      <w:pPr>
+        <w:numPr>
+          <w:ilvl w:val="0"/>
+          <w:numId w:val="16"/>
+        </w:numPr>
+        <w:rPr>
+          <w:highlight w:val="yellow"/>
+          <w:lang w:val="en-AE"/>
+        </w:rPr>
+      </w:pPr>
+      <w:r>
+        <w:rPr>
+          <w:highlight w:val="yellow"/>
+          <w:lang w:val="en-AE"/>
+        </w:rPr>
+        <w:t>An OR function is used to...</w:t>
+      </w:r>
+    </w:p>
+    <w:p>
+      <w:pPr>
+        <w:numPr>
+          <w:ilvl w:val="0"/>
+          <w:numId w:val="16"/>
+        </w:numPr>
+        <w:rPr>
+          <w:highlight w:val="yellow"/>
+          <w:lang w:val="en-AE"/>
+        </w:rPr>
+      </w:pPr>
+      <w:r>
+        <w:rPr>
+          <w:highlight w:val="yellow"/>
+          <w:lang w:val="en-AE"/>
+        </w:rPr>
+        <w:t>A latch is needed to...</w:t>
+      </w:r>
+    </w:p>
+    <w:p>
+      <w:pPr>
+        <w:numPr>
+          <w:ilvl w:val="0"/>
+          <w:numId w:val="16"/>
+        </w:numPr>
+        <w:rPr>
+          <w:highlight w:val="yellow"/>
+          <w:lang w:val="en-AE"/>
+        </w:rPr>
+      </w:pPr>
+      <w:r>
+        <w:rPr>
+          <w:highlight w:val="yellow"/>
+          <w:lang w:val="en-AE"/>
+        </w:rPr>
+        <w:t>Interlocking prevents...</w:t>
+      </w:r>
+    </w:p>
+    <w:p>
+      <w:pPr>
+        <w:rPr>
+          <w:highlight w:val="yellow"/>
+          <w:lang w:val="en-AE"/>
+        </w:rPr>
+      </w:pPr>
+      <w:r>
+        <w:rPr>
+          <w:highlight w:val="yellow"/>
+          <w:lang w:val="en-AE"/>
+        </w:rPr>
+        <w:t>Include the Simulation diagram</w:t>
+      </w:r>
+    </w:p>
+    <w:p>
+      <w:pPr>
+        <w:rPr>
+          <w:highlight w:val="yellow"/>
+          <w:lang w:val="en-AE"/>
+        </w:rPr>
+      </w:pPr>
+      <w:r>
+        <w:rPr>
+          <w:highlight w:val="yellow"/>
+          <w:lang w:val="en-AE"/>
+        </w:rPr>
+        <w:t>Explain briefly the logic behaviour</w:t>
+      </w:r>
+      <w:r>
+        <w:rPr>
+          <w:highlight w:val="yellow"/>
+          <w:lang w:val="en-AE"/>
+        </w:rPr>
+        <w:br w:type="page"/>
+      </w:r>
+    </w:p>
+    <w:p>
+      <w:pPr>
+        <w:pStyle w:val="Heading2"/>
+        <w:rPr>
+          <w:highlight w:val="yellow"/>
+          <w:lang w:val="en-AE"/>
+        </w:rPr>
+      </w:pPr>
+      <w:r>
+        <w:rPr>
+          <w:highlight w:val="yellow"/>
+          <w:lang w:val="en-AE"/>
+        </w:rPr>
+        <w:lastRenderedPageBreak/>
         <w:t xml:space="preserve">XOR </w:t>
       </w:r>
     </w:p>
     <w:p>
       <w:pPr>
-        <w:numPr>
-          <w:ilvl w:val="0"/>
-          <w:numId w:val="15"/>
-        </w:numPr>
-        <w:rPr>
-          <w:highlight w:val="yellow"/>
-          <w:lang w:val="en-AE"/>
-        </w:rPr>
-      </w:pPr>
-      <w:r>
-        <w:rPr>
-          <w:highlight w:val="yellow"/>
-          <w:lang w:val="en-AE"/>
-        </w:rPr>
+        <w:rPr>
+          <w:highlight w:val="yellow"/>
+          <w:lang w:val="en-AE"/>
+        </w:rPr>
+      </w:pPr>
+      <w:r>
+        <w:rPr>
+          <w:highlight w:val="yellow"/>
+          <w:lang w:val="en-AE"/>
+        </w:rPr>
+        <w:t>For each one, explain what role it plays in the control sequence. Include truth table and logic symbols.</w:t>
+      </w:r>
+    </w:p>
+    <w:p>
+      <w:pPr>
+        <w:rPr>
+          <w:highlight w:val="yellow"/>
+          <w:lang w:val="en-AE"/>
+        </w:rPr>
+      </w:pPr>
+      <w:r>
+        <w:rPr>
+          <w:highlight w:val="yellow"/>
+          <w:lang w:val="en-AE"/>
+        </w:rPr>
+        <w:t>Suggested sentence starters:</w:t>
+      </w:r>
+    </w:p>
+    <w:p>
+      <w:pPr>
+        <w:numPr>
+          <w:ilvl w:val="0"/>
+          <w:numId w:val="16"/>
+        </w:numPr>
+        <w:rPr>
+          <w:highlight w:val="yellow"/>
+          <w:lang w:val="en-AE"/>
+        </w:rPr>
+      </w:pPr>
+      <w:r>
+        <w:rPr>
+          <w:highlight w:val="yellow"/>
+          <w:lang w:val="en-AE"/>
+        </w:rPr>
+        <w:t>An AND function is required when...</w:t>
+      </w:r>
+    </w:p>
+    <w:p>
+      <w:pPr>
+        <w:numPr>
+          <w:ilvl w:val="0"/>
+          <w:numId w:val="16"/>
+        </w:numPr>
+        <w:rPr>
+          <w:highlight w:val="yellow"/>
+          <w:lang w:val="en-AE"/>
+        </w:rPr>
+      </w:pPr>
+      <w:r>
+        <w:rPr>
+          <w:highlight w:val="yellow"/>
+          <w:lang w:val="en-AE"/>
+        </w:rPr>
+        <w:t>An OR function is used to...</w:t>
+      </w:r>
+    </w:p>
+    <w:p>
+      <w:pPr>
+        <w:numPr>
+          <w:ilvl w:val="0"/>
+          <w:numId w:val="16"/>
+        </w:numPr>
+        <w:rPr>
+          <w:highlight w:val="yellow"/>
+          <w:lang w:val="en-AE"/>
+        </w:rPr>
+      </w:pPr>
+      <w:r>
+        <w:rPr>
+          <w:highlight w:val="yellow"/>
+          <w:lang w:val="en-AE"/>
+        </w:rPr>
+        <w:t>A latch is needed to...</w:t>
+      </w:r>
+    </w:p>
+    <w:p>
+      <w:pPr>
+        <w:numPr>
+          <w:ilvl w:val="0"/>
+          <w:numId w:val="16"/>
+        </w:numPr>
+        <w:rPr>
+          <w:highlight w:val="yellow"/>
+          <w:lang w:val="en-AE"/>
+        </w:rPr>
+      </w:pPr>
+      <w:r>
+        <w:rPr>
+          <w:highlight w:val="yellow"/>
+          <w:lang w:val="en-AE"/>
+        </w:rPr>
+        <w:t>Interlocking prevents...</w:t>
+      </w:r>
+    </w:p>
+    <w:p>
+      <w:pPr>
+        <w:rPr>
+          <w:highlight w:val="yellow"/>
+          <w:lang w:val="en-AE"/>
+        </w:rPr>
+      </w:pPr>
+      <w:r>
+        <w:rPr>
+          <w:highlight w:val="yellow"/>
+          <w:lang w:val="en-AE"/>
+        </w:rPr>
+        <w:t>Include the Simulation diagram</w:t>
+      </w:r>
+    </w:p>
+    <w:p>
+      <w:pPr>
+        <w:rPr>
+          <w:highlight w:val="yellow"/>
+          <w:lang w:val="en-AE"/>
+        </w:rPr>
+      </w:pPr>
+      <w:r>
+        <w:rPr>
+          <w:highlight w:val="yellow"/>
+          <w:lang w:val="en-AE"/>
+        </w:rPr>
+        <w:t>Explain briefly the logic behaviour</w:t>
+      </w:r>
+      <w:r>
+        <w:rPr>
+          <w:highlight w:val="yellow"/>
+          <w:lang w:val="en-AE"/>
+        </w:rPr>
+        <w:br w:type="page"/>
+      </w:r>
+    </w:p>
+    <w:p>
+      <w:pPr>
+        <w:pStyle w:val="Heading2"/>
+        <w:rPr>
+          <w:highlight w:val="yellow"/>
+          <w:lang w:val="en-AE"/>
+        </w:rPr>
+      </w:pPr>
+      <w:r>
+        <w:rPr>
+          <w:highlight w:val="yellow"/>
+          <w:lang w:val="en-AE"/>
+        </w:rPr>
+        <w:lastRenderedPageBreak/>
         <w:t>NOT</w:t>
       </w:r>
     </w:p>
     <w:p>
       <w:pPr>
-        <w:numPr>
-          <w:ilvl w:val="0"/>
-          <w:numId w:val="15"/>
-        </w:numPr>
-        <w:rPr>
-          <w:highlight w:val="yellow"/>
-          <w:lang w:val="en-AE"/>
-        </w:rPr>
-      </w:pPr>
-      <w:r>
-        <w:rPr>
-          <w:highlight w:val="yellow"/>
-          <w:lang w:val="en-AE"/>
-        </w:rPr>
+        <w:rPr>
+          <w:highlight w:val="yellow"/>
+          <w:lang w:val="en-AE"/>
+        </w:rPr>
+      </w:pPr>
+      <w:r>
+        <w:rPr>
+          <w:highlight w:val="yellow"/>
+          <w:lang w:val="en-AE"/>
+        </w:rPr>
+        <w:t>For each one, explain what role it plays in the control sequence. Include truth table and logic symbols.</w:t>
+      </w:r>
+    </w:p>
+    <w:p>
+      <w:pPr>
+        <w:rPr>
+          <w:highlight w:val="yellow"/>
+          <w:lang w:val="en-AE"/>
+        </w:rPr>
+      </w:pPr>
+      <w:r>
+        <w:rPr>
+          <w:highlight w:val="yellow"/>
+          <w:lang w:val="en-AE"/>
+        </w:rPr>
+        <w:t>Suggested sentence starters:</w:t>
+      </w:r>
+    </w:p>
+    <w:p>
+      <w:pPr>
+        <w:numPr>
+          <w:ilvl w:val="0"/>
+          <w:numId w:val="16"/>
+        </w:numPr>
+        <w:rPr>
+          <w:highlight w:val="yellow"/>
+          <w:lang w:val="en-AE"/>
+        </w:rPr>
+      </w:pPr>
+      <w:r>
+        <w:rPr>
+          <w:highlight w:val="yellow"/>
+          <w:lang w:val="en-AE"/>
+        </w:rPr>
+        <w:t>An AND function is required when...</w:t>
+      </w:r>
+    </w:p>
+    <w:p>
+      <w:pPr>
+        <w:numPr>
+          <w:ilvl w:val="0"/>
+          <w:numId w:val="16"/>
+        </w:numPr>
+        <w:rPr>
+          <w:highlight w:val="yellow"/>
+          <w:lang w:val="en-AE"/>
+        </w:rPr>
+      </w:pPr>
+      <w:r>
+        <w:rPr>
+          <w:highlight w:val="yellow"/>
+          <w:lang w:val="en-AE"/>
+        </w:rPr>
+        <w:t>An OR function is used to...</w:t>
+      </w:r>
+    </w:p>
+    <w:p>
+      <w:pPr>
+        <w:numPr>
+          <w:ilvl w:val="0"/>
+          <w:numId w:val="16"/>
+        </w:numPr>
+        <w:rPr>
+          <w:highlight w:val="yellow"/>
+          <w:lang w:val="en-AE"/>
+        </w:rPr>
+      </w:pPr>
+      <w:r>
+        <w:rPr>
+          <w:highlight w:val="yellow"/>
+          <w:lang w:val="en-AE"/>
+        </w:rPr>
+        <w:t>A latch is needed to...</w:t>
+      </w:r>
+    </w:p>
+    <w:p>
+      <w:pPr>
+        <w:numPr>
+          <w:ilvl w:val="0"/>
+          <w:numId w:val="16"/>
+        </w:numPr>
+        <w:rPr>
+          <w:highlight w:val="yellow"/>
+          <w:lang w:val="en-AE"/>
+        </w:rPr>
+      </w:pPr>
+      <w:r>
+        <w:rPr>
+          <w:highlight w:val="yellow"/>
+          <w:lang w:val="en-AE"/>
+        </w:rPr>
+        <w:t>Interlocking prevents...</w:t>
+      </w:r>
+    </w:p>
+    <w:p>
+      <w:pPr>
+        <w:rPr>
+          <w:highlight w:val="yellow"/>
+          <w:lang w:val="en-AE"/>
+        </w:rPr>
+      </w:pPr>
+      <w:r>
+        <w:rPr>
+          <w:highlight w:val="yellow"/>
+          <w:lang w:val="en-AE"/>
+        </w:rPr>
+        <w:t>Include the Simulation diagram</w:t>
+      </w:r>
+    </w:p>
+    <w:p>
+      <w:pPr>
+        <w:rPr>
+          <w:highlight w:val="yellow"/>
+          <w:lang w:val="en-AE"/>
+        </w:rPr>
+      </w:pPr>
+      <w:r>
+        <w:rPr>
+          <w:highlight w:val="yellow"/>
+          <w:lang w:val="en-AE"/>
+        </w:rPr>
+        <w:t>Explain briefly the logic behaviour</w:t>
+      </w:r>
+      <w:r>
+        <w:rPr>
+          <w:highlight w:val="yellow"/>
+          <w:lang w:val="en-AE"/>
+        </w:rPr>
+        <w:br w:type="page"/>
+      </w:r>
+    </w:p>
+    <w:p>
+      <w:pPr>
+        <w:pStyle w:val="Heading2"/>
+        <w:rPr>
+          <w:highlight w:val="yellow"/>
+          <w:lang w:val="en-AE"/>
+        </w:rPr>
+      </w:pPr>
+      <w:r>
+        <w:rPr>
+          <w:highlight w:val="yellow"/>
+          <w:lang w:val="en-AE"/>
+        </w:rPr>
+        <w:lastRenderedPageBreak/>
         <w:t>L</w:t>
       </w:r>
       <w:r>
@@ -5842,10 +6387,150 @@
     </w:p>
     <w:p>
       <w:pPr>
-        <w:numPr>
-          <w:ilvl w:val="0"/>
-          <w:numId w:val="15"/>
-        </w:numPr>
+        <w:rPr>
+          <w:highlight w:val="yellow"/>
+          <w:lang w:val="en-AE"/>
+        </w:rPr>
+      </w:pPr>
+      <w:r>
+        <w:rPr>
+          <w:highlight w:val="yellow"/>
+          <w:lang w:val="en-AE"/>
+        </w:rPr>
+        <w:t>For each one, explain what role it plays in the control sequence. Include truth table and logic symbols.</w:t>
+      </w:r>
+    </w:p>
+    <w:p>
+      <w:pPr>
+        <w:rPr>
+          <w:highlight w:val="yellow"/>
+          <w:lang w:val="en-AE"/>
+        </w:rPr>
+      </w:pPr>
+      <w:r>
+        <w:rPr>
+          <w:highlight w:val="yellow"/>
+          <w:lang w:val="en-AE"/>
+        </w:rPr>
+        <w:t>Suggested sentence starters:</w:t>
+      </w:r>
+    </w:p>
+    <w:p>
+      <w:pPr>
+        <w:numPr>
+          <w:ilvl w:val="0"/>
+          <w:numId w:val="16"/>
+        </w:numPr>
+        <w:rPr>
+          <w:highlight w:val="yellow"/>
+          <w:lang w:val="en-AE"/>
+        </w:rPr>
+      </w:pPr>
+      <w:r>
+        <w:rPr>
+          <w:highlight w:val="yellow"/>
+          <w:lang w:val="en-AE"/>
+        </w:rPr>
+        <w:t>An AND function is required when...</w:t>
+      </w:r>
+    </w:p>
+    <w:p>
+      <w:pPr>
+        <w:numPr>
+          <w:ilvl w:val="0"/>
+          <w:numId w:val="16"/>
+        </w:numPr>
+        <w:rPr>
+          <w:highlight w:val="yellow"/>
+          <w:lang w:val="en-AE"/>
+        </w:rPr>
+      </w:pPr>
+      <w:r>
+        <w:rPr>
+          <w:highlight w:val="yellow"/>
+          <w:lang w:val="en-AE"/>
+        </w:rPr>
+        <w:t>An OR function is used to...</w:t>
+      </w:r>
+    </w:p>
+    <w:p>
+      <w:pPr>
+        <w:numPr>
+          <w:ilvl w:val="0"/>
+          <w:numId w:val="16"/>
+        </w:numPr>
+        <w:rPr>
+          <w:highlight w:val="yellow"/>
+          <w:lang w:val="en-AE"/>
+        </w:rPr>
+      </w:pPr>
+      <w:r>
+        <w:rPr>
+          <w:highlight w:val="yellow"/>
+          <w:lang w:val="en-AE"/>
+        </w:rPr>
+        <w:t>A latch is needed to...</w:t>
+      </w:r>
+    </w:p>
+    <w:p>
+      <w:pPr>
+        <w:numPr>
+          <w:ilvl w:val="0"/>
+          <w:numId w:val="16"/>
+        </w:numPr>
+        <w:rPr>
+          <w:highlight w:val="yellow"/>
+          <w:lang w:val="en-AE"/>
+        </w:rPr>
+      </w:pPr>
+      <w:r>
+        <w:rPr>
+          <w:highlight w:val="yellow"/>
+          <w:lang w:val="en-AE"/>
+        </w:rPr>
+        <w:t>Interlocking prevents...</w:t>
+      </w:r>
+    </w:p>
+    <w:p>
+      <w:pPr>
+        <w:rPr>
+          <w:highlight w:val="yellow"/>
+          <w:lang w:val="en-AE"/>
+        </w:rPr>
+      </w:pPr>
+      <w:r>
+        <w:rPr>
+          <w:highlight w:val="yellow"/>
+          <w:lang w:val="en-AE"/>
+        </w:rPr>
+        <w:t>Include the Simulation diagram</w:t>
+      </w:r>
+    </w:p>
+    <w:p>
+      <w:pPr>
+        <w:rPr>
+          <w:highlight w:val="yellow"/>
+          <w:lang w:val="en-AE"/>
+        </w:rPr>
+      </w:pPr>
+      <w:r>
+        <w:rPr>
+          <w:highlight w:val="yellow"/>
+          <w:lang w:val="en-AE"/>
+        </w:rPr>
+        <w:t>Explain briefly the logic behaviour</w:t>
+      </w:r>
+      <w:r>
+        <w:rPr>
+          <w:highlight w:val="yellow"/>
+          <w:lang w:val="en-AE"/>
+        </w:rPr>
+        <w:br w:type="page"/>
+      </w:r>
+    </w:p>
+    <w:p>
+      <w:pPr>
+        <w:pStyle w:val="Heading2"/>
         <w:rPr>
           <w:highlight w:val="yellow"/>
           <w:lang w:val="en-AE"/>
@@ -5857,26 +6542,14 @@
           <w:lang w:val="en-AE"/>
         </w:rPr>
         <w:lastRenderedPageBreak/>
-        <w:t>counting</w:t>
-      </w:r>
-    </w:p>
-    <w:p>
-      <w:pPr>
-        <w:numPr>
-          <w:ilvl w:val="0"/>
-          <w:numId w:val="15"/>
-        </w:numPr>
-        <w:rPr>
-          <w:highlight w:val="yellow"/>
-          <w:lang w:val="en-AE"/>
-        </w:rPr>
-      </w:pPr>
-      <w:r>
-        <w:rPr>
-          <w:highlight w:val="yellow"/>
-          <w:lang w:val="en-AE"/>
-        </w:rPr>
-        <w:t>timing</w:t>
+        <w:t>C</w:t>
+      </w:r>
+      <w:r>
+        <w:rPr>
+          <w:highlight w:val="yellow"/>
+          <w:lang w:val="en-AE"/>
+        </w:rPr>
+        <w:t>ounting</w:t>
       </w:r>
     </w:p>
     <w:p>
@@ -5987,18 +6660,241 @@
     </w:p>
     <w:p>
       <w:pPr>
+        <w:rPr>
+          <w:highlight w:val="yellow"/>
+          <w:lang w:val="en-AE"/>
+        </w:rPr>
+      </w:pPr>
+      <w:r>
+        <w:rPr>
+          <w:highlight w:val="yellow"/>
+          <w:lang w:val="en-AE"/>
+        </w:rPr>
+        <w:t>Include the Simulation diagram</w:t>
+      </w:r>
+    </w:p>
+    <w:p>
+      <w:pPr>
+        <w:rPr>
+          <w:highlight w:val="yellow"/>
+          <w:lang w:val="en-AE"/>
+        </w:rPr>
+      </w:pPr>
+      <w:r>
+        <w:rPr>
+          <w:highlight w:val="yellow"/>
+          <w:lang w:val="en-AE"/>
+        </w:rPr>
+        <w:t>Explain briefly the logic behaviour</w:t>
+      </w:r>
+    </w:p>
+    <w:p>
+      <w:pPr>
+        <w:rPr>
+          <w:highlight w:val="yellow"/>
+          <w:lang w:val="en-AE"/>
+        </w:rPr>
+      </w:pPr>
+      <w:r>
+        <w:rPr>
+          <w:highlight w:val="yellow"/>
+          <w:lang w:val="en-AE"/>
+        </w:rPr>
+        <w:br w:type="page"/>
+      </w:r>
+    </w:p>
+    <w:p>
+      <w:pPr>
         <w:pStyle w:val="Heading2"/>
         <w:rPr>
           <w:highlight w:val="yellow"/>
           <w:lang w:val="en-AE"/>
         </w:rPr>
       </w:pPr>
+      <w:r>
+        <w:rPr>
+          <w:highlight w:val="yellow"/>
+          <w:lang w:val="en-AE"/>
+        </w:rPr>
+        <w:lastRenderedPageBreak/>
+        <w:t>T</w:t>
+      </w:r>
+      <w:r>
+        <w:rPr>
+          <w:highlight w:val="yellow"/>
+          <w:lang w:val="en-AE"/>
+        </w:rPr>
+        <w:t>iming</w:t>
+      </w:r>
+    </w:p>
+    <w:p>
+      <w:pPr>
+        <w:rPr>
+          <w:highlight w:val="yellow"/>
+          <w:lang w:val="en-AE"/>
+        </w:rPr>
+      </w:pPr>
+      <w:r>
+        <w:rPr>
+          <w:highlight w:val="yellow"/>
+          <w:lang w:val="en-AE"/>
+        </w:rPr>
+        <w:t>For each one, explain what role it plays in the control sequence. Include truth table and logic symbols.</w:t>
+      </w:r>
+    </w:p>
+    <w:p>
+      <w:pPr>
+        <w:rPr>
+          <w:highlight w:val="yellow"/>
+          <w:lang w:val="en-AE"/>
+        </w:rPr>
+      </w:pPr>
+      <w:r>
+        <w:rPr>
+          <w:highlight w:val="yellow"/>
+          <w:lang w:val="en-AE"/>
+        </w:rPr>
+        <w:t>Suggested sentence starters:</w:t>
+      </w:r>
+    </w:p>
+    <w:p>
+      <w:pPr>
+        <w:numPr>
+          <w:ilvl w:val="0"/>
+          <w:numId w:val="16"/>
+        </w:numPr>
+        <w:rPr>
+          <w:highlight w:val="yellow"/>
+          <w:lang w:val="en-AE"/>
+        </w:rPr>
+      </w:pPr>
+      <w:r>
+        <w:rPr>
+          <w:highlight w:val="yellow"/>
+          <w:lang w:val="en-AE"/>
+        </w:rPr>
+        <w:t>An AND function is required when...</w:t>
+      </w:r>
+    </w:p>
+    <w:p>
+      <w:pPr>
+        <w:numPr>
+          <w:ilvl w:val="0"/>
+          <w:numId w:val="16"/>
+        </w:numPr>
+        <w:rPr>
+          <w:highlight w:val="yellow"/>
+          <w:lang w:val="en-AE"/>
+        </w:rPr>
+      </w:pPr>
+      <w:r>
+        <w:rPr>
+          <w:highlight w:val="yellow"/>
+          <w:lang w:val="en-AE"/>
+        </w:rPr>
+        <w:t>An OR function is used to...</w:t>
+      </w:r>
+    </w:p>
+    <w:p>
+      <w:pPr>
+        <w:numPr>
+          <w:ilvl w:val="0"/>
+          <w:numId w:val="16"/>
+        </w:numPr>
+        <w:rPr>
+          <w:highlight w:val="yellow"/>
+          <w:lang w:val="en-AE"/>
+        </w:rPr>
+      </w:pPr>
+      <w:r>
+        <w:rPr>
+          <w:highlight w:val="yellow"/>
+          <w:lang w:val="en-AE"/>
+        </w:rPr>
+        <w:t>A latch is needed to...</w:t>
+      </w:r>
+    </w:p>
+    <w:p>
+      <w:pPr>
+        <w:numPr>
+          <w:ilvl w:val="0"/>
+          <w:numId w:val="16"/>
+        </w:numPr>
+        <w:rPr>
+          <w:highlight w:val="yellow"/>
+          <w:lang w:val="en-AE"/>
+        </w:rPr>
+      </w:pPr>
+      <w:r>
+        <w:rPr>
+          <w:highlight w:val="yellow"/>
+          <w:lang w:val="en-AE"/>
+        </w:rPr>
+        <w:t>Interlocking prevents...</w:t>
+      </w:r>
+    </w:p>
+    <w:p>
+      <w:pPr>
+        <w:rPr>
+          <w:highlight w:val="yellow"/>
+          <w:lang w:val="en-AE"/>
+        </w:rPr>
+      </w:pPr>
+      <w:r>
+        <w:rPr>
+          <w:highlight w:val="yellow"/>
+          <w:lang w:val="en-AE"/>
+        </w:rPr>
+        <w:t>Include the Simulation diagram</w:t>
+      </w:r>
+    </w:p>
+    <w:p>
+      <w:pPr>
+        <w:rPr>
+          <w:highlight w:val="yellow"/>
+          <w:lang w:val="en-AE"/>
+        </w:rPr>
+      </w:pPr>
+      <w:r>
+        <w:rPr>
+          <w:highlight w:val="yellow"/>
+          <w:lang w:val="en-AE"/>
+        </w:rPr>
+        <w:t>Explain briefly the logic behaviour</w:t>
+      </w:r>
+    </w:p>
+    <w:p>
+      <w:pPr>
+        <w:pStyle w:val="Heading2"/>
+        <w:rPr>
+          <w:highlight w:val="yellow"/>
+          <w:lang w:val="en-AE"/>
+        </w:rPr>
+      </w:pPr>
       <w:bookmarkStart w:id="10" w:name="_Toc224162753"/>
       <w:r>
         <w:rPr>
           <w:highlight w:val="yellow"/>
           <w:lang w:val="en-AE"/>
         </w:rPr>
+        <w:lastRenderedPageBreak/>
+        <w:br w:type="page"/>
+      </w:r>
+    </w:p>
+    <w:p>
+      <w:pPr>
+        <w:pStyle w:val="Heading2"/>
+        <w:rPr>
+          <w:highlight w:val="yellow"/>
+          <w:lang w:val="en-AE"/>
+        </w:rPr>
+      </w:pPr>
+      <w:r>
+        <w:rPr>
+          <w:highlight w:val="yellow"/>
+          <w:lang w:val="en-AE"/>
+        </w:rPr>
+        <w:lastRenderedPageBreak/>
         <w:t>3.5 Associated program elements</w:t>
       </w:r>
       <w:bookmarkEnd w:id="10"/>
@@ -18641,6 +19537,7 @@
   <w:style w:type="paragraph" w:default="1" w:styleId="Normal">
     <w:name w:val="Normal"/>
     <w:qFormat/>
+    <w:rsid w:val="00BA190B"/>
     <w:rPr>
       <w:lang w:val="en-GB"/>
     </w:rPr>
